--- a/content/sop/docx/SOP-110 Shift Handover and Task Board.docx
+++ b/content/sop/docx/SOP-110 Shift Handover and Task Board.docx
@@ -23,7 +23,7 @@
         <w:pStyle w:val="DocumentMeta"/>
       </w:pPr>
       <w:r>
-        <w:t xml:space="preserve">Owner: Brightpath Convenience - Northgate District Operations</w:t>
+        <w:t xml:space="preserve">Owner: Circle K - Northgate District Operations</w:t>
       </w:r>
     </w:p>
     <w:p>
@@ -36,7 +36,7 @@
     </w:p>
     <w:p>
       <w:r>
-        <w:t xml:space="preserve">Hand a shift over at Brightpath Convenience Store 223 in a fixed 10 minutes so that nothing in-flight is lost between two associates, and so the incoming associate starts knowing what is already broken, already counted and already promised to a customer.</w:t>
+        <w:t xml:space="preserve">Hand a shift over at Circle K Store 223 in a fixed 10 minutes so that nothing in-flight is lost between two associates, and so the incoming associate starts knowing what is already broken, already counted and already promised to a customer.</w:t>
       </w:r>
     </w:p>
     <w:p>
